--- a/generated_logsheets/3HE_4E.4_3PET4_0EST.docx
+++ b/generated_logsheets/3HE_4E.4_3PET4_0EST.docx
@@ -42,8 +42,8 @@
       <w:tblGrid>
         <w:gridCol w:w="90"/>
         <w:gridCol w:w="630"/>
-        <w:gridCol w:w="1440"/>
-        <w:gridCol w:w="3207"/>
+        <w:gridCol w:w="1530"/>
+        <w:gridCol w:w="3117"/>
         <w:gridCol w:w="927"/>
         <w:gridCol w:w="1176"/>
         <w:gridCol w:w="495"/>
@@ -455,7 +455,7 @@
         </w:tc>
         <w:tc>
           <w:tcPr>
-            <w:tcW w:w="1440" w:type="dxa"/>
+            <w:tcW w:w="1530" w:type="dxa"/>
             <w:vMerge w:val="restart"/>
             <w:tcBorders>
               <w:right w:val="single" w:sz="4" w:space="0" w:color="auto"/>
@@ -485,7 +485,7 @@
         </w:tc>
         <w:tc>
           <w:tcPr>
-            <w:tcW w:w="4134" w:type="dxa"/>
+            <w:tcW w:w="4044" w:type="dxa"/>
             <w:gridSpan w:val="2"/>
             <w:vMerge w:val="restart"/>
             <w:tcBorders>
@@ -802,7 +802,7 @@
         </w:tc>
         <w:tc>
           <w:tcPr>
-            <w:tcW w:w="1440" w:type="dxa"/>
+            <w:tcW w:w="1530" w:type="dxa"/>
             <w:vMerge/>
             <w:tcBorders>
               <w:right w:val="single" w:sz="4" w:space="0" w:color="auto"/>
@@ -823,7 +823,7 @@
         </w:tc>
         <w:tc>
           <w:tcPr>
-            <w:tcW w:w="4134" w:type="dxa"/>
+            <w:tcW w:w="4044" w:type="dxa"/>
             <w:gridSpan w:val="2"/>
             <w:vMerge/>
             <w:tcBorders>
@@ -1096,7 +1096,7 @@
         </w:tc>
         <w:tc>
           <w:tcPr>
-            <w:tcW w:w="1440" w:type="dxa"/>
+            <w:tcW w:w="1530" w:type="dxa"/>
             <w:tcBorders>
               <w:right w:val="single" w:sz="4" w:space="0" w:color="auto"/>
             </w:tcBorders>
@@ -1116,7 +1116,7 @@
         </w:tc>
         <w:tc>
           <w:tcPr>
-            <w:tcW w:w="4134" w:type="dxa"/>
+            <w:tcW w:w="4044" w:type="dxa"/>
             <w:gridSpan w:val="2"/>
             <w:tcBorders>
               <w:left w:val="single" w:sz="4" w:space="0" w:color="auto"/>
@@ -1333,7 +1333,7 @@
         </w:tc>
         <w:tc>
           <w:tcPr>
-            <w:tcW w:w="1440" w:type="dxa"/>
+            <w:tcW w:w="1530" w:type="dxa"/>
             <w:tcBorders>
               <w:bottom w:val="single" w:sz="4" w:space="0" w:color="auto"/>
               <w:right w:val="single" w:sz="4" w:space="0" w:color="auto"/>
@@ -1354,7 +1354,7 @@
         </w:tc>
         <w:tc>
           <w:tcPr>
-            <w:tcW w:w="4134" w:type="dxa"/>
+            <w:tcW w:w="4044" w:type="dxa"/>
             <w:gridSpan w:val="2"/>
             <w:tcBorders>
               <w:left w:val="single" w:sz="4" w:space="0" w:color="auto"/>
@@ -1588,7 +1588,7 @@
         </w:tc>
         <w:tc>
           <w:tcPr>
-            <w:tcW w:w="1440" w:type="dxa"/>
+            <w:tcW w:w="1530" w:type="dxa"/>
             <w:tcBorders>
               <w:top w:val="single" w:sz="4" w:space="0" w:color="auto"/>
               <w:left w:val="single" w:sz="4" w:space="0" w:color="auto"/>
@@ -1611,7 +1611,7 @@
         </w:tc>
         <w:tc>
           <w:tcPr>
-            <w:tcW w:w="4134" w:type="dxa"/>
+            <w:tcW w:w="4044" w:type="dxa"/>
             <w:gridSpan w:val="2"/>
             <w:tcBorders>
               <w:top w:val="single" w:sz="4" w:space="0" w:color="auto"/>
@@ -1859,16 +1859,16 @@
       </w:tblPr>
       <w:tblGrid>
         <w:gridCol w:w="738"/>
-        <w:gridCol w:w="1440"/>
-        <w:gridCol w:w="4140"/>
+        <w:gridCol w:w="1507"/>
+        <w:gridCol w:w="4073"/>
         <w:gridCol w:w="1170"/>
         <w:gridCol w:w="1147"/>
         <w:gridCol w:w="923"/>
         <w:gridCol w:w="967"/>
         <w:gridCol w:w="1103"/>
-        <w:gridCol w:w="1057"/>
-        <w:gridCol w:w="1080"/>
+        <w:gridCol w:w="967"/>
         <w:gridCol w:w="990"/>
+        <w:gridCol w:w="1170"/>
         <w:gridCol w:w="1373"/>
       </w:tblGrid>
       <w:tr>
@@ -1906,7 +1906,7 @@
         </w:tc>
         <w:tc>
           <w:tcPr>
-            <w:tcW w:w="1440" w:type="dxa"/>
+            <w:tcW w:w="1507" w:type="dxa"/>
             <w:vMerge w:val="restart"/>
             <w:tcBorders>
               <w:right w:val="single" w:sz="4" w:space="0" w:color="auto"/>
@@ -1936,7 +1936,7 @@
         </w:tc>
         <w:tc>
           <w:tcPr>
-            <w:tcW w:w="4140" w:type="dxa"/>
+            <w:tcW w:w="4073" w:type="dxa"/>
             <w:vMerge w:val="restart"/>
             <w:tcBorders>
               <w:left w:val="single" w:sz="4" w:space="0" w:color="auto"/>
@@ -2057,7 +2057,7 @@
         </w:tc>
         <w:tc>
           <w:tcPr>
-            <w:tcW w:w="1057" w:type="dxa"/>
+            <w:tcW w:w="967" w:type="dxa"/>
             <w:vMerge w:val="restart"/>
             <w:vAlign w:val="center"/>
           </w:tcPr>
@@ -2104,7 +2104,7 @@
         </w:tc>
         <w:tc>
           <w:tcPr>
-            <w:tcW w:w="1080" w:type="dxa"/>
+            <w:tcW w:w="990" w:type="dxa"/>
             <w:vMerge w:val="restart"/>
             <w:vAlign w:val="center"/>
           </w:tcPr>
@@ -2151,7 +2151,7 @@
         </w:tc>
         <w:tc>
           <w:tcPr>
-            <w:tcW w:w="990" w:type="dxa"/>
+            <w:tcW w:w="1170" w:type="dxa"/>
             <w:vMerge w:val="restart"/>
             <w:vAlign w:val="center"/>
           </w:tcPr>
@@ -2225,7 +2225,7 @@
         </w:tc>
         <w:tc>
           <w:tcPr>
-            <w:tcW w:w="1440" w:type="dxa"/>
+            <w:tcW w:w="1507" w:type="dxa"/>
             <w:vMerge/>
             <w:tcBorders>
               <w:right w:val="single" w:sz="4" w:space="0" w:color="auto"/>
@@ -2246,7 +2246,7 @@
         </w:tc>
         <w:tc>
           <w:tcPr>
-            <w:tcW w:w="4140" w:type="dxa"/>
+            <w:tcW w:w="4073" w:type="dxa"/>
             <w:vMerge/>
             <w:tcBorders>
               <w:left w:val="single" w:sz="4" w:space="0" w:color="auto"/>
@@ -2415,7 +2415,7 @@
         </w:tc>
         <w:tc>
           <w:tcPr>
-            <w:tcW w:w="1057" w:type="dxa"/>
+            <w:tcW w:w="967" w:type="dxa"/>
             <w:vMerge/>
             <w:vAlign w:val="center"/>
           </w:tcPr>
@@ -2433,7 +2433,7 @@
         </w:tc>
         <w:tc>
           <w:tcPr>
-            <w:tcW w:w="1080" w:type="dxa"/>
+            <w:tcW w:w="990" w:type="dxa"/>
             <w:vMerge/>
             <w:vAlign w:val="center"/>
           </w:tcPr>
@@ -2451,7 +2451,7 @@
         </w:tc>
         <w:tc>
           <w:tcPr>
-            <w:tcW w:w="990" w:type="dxa"/>
+            <w:tcW w:w="1170" w:type="dxa"/>
             <w:vMerge/>
             <w:vAlign w:val="center"/>
           </w:tcPr>
@@ -2513,7 +2513,7 @@
         </w:tc>
         <w:tc>
           <w:tcPr>
-            <w:tcW w:w="1440" w:type="dxa"/>
+            <w:tcW w:w="1507" w:type="dxa"/>
             <w:tcBorders>
               <w:right w:val="single" w:sz="4" w:space="0" w:color="auto"/>
             </w:tcBorders>
@@ -2533,7 +2533,7 @@
         </w:tc>
         <w:tc>
           <w:tcPr>
-            <w:tcW w:w="4140" w:type="dxa"/>
+            <w:tcW w:w="4073" w:type="dxa"/>
             <w:tcBorders>
               <w:left w:val="single" w:sz="4" w:space="0" w:color="auto"/>
             </w:tcBorders>
@@ -2642,23 +2642,7 @@
         </w:tc>
         <w:tc>
           <w:tcPr>
-            <w:tcW w:w="1057" w:type="dxa"/>
-          </w:tcPr>
-          <w:p>
-            <w:pPr>
-              <w:jc w:val="center"/>
-              <w:rPr>
-                <w:rFonts w:ascii="SutonnyMJ" w:hAnsi="SutonnyMJ" w:cs="SutonnyMJ"/>
-                <w:b/>
-                <w:sz w:val="32"/>
-                <w:szCs w:val="32"/>
-              </w:rPr>
-            </w:pPr>
-          </w:p>
-        </w:tc>
-        <w:tc>
-          <w:tcPr>
-            <w:tcW w:w="1080" w:type="dxa"/>
+            <w:tcW w:w="967" w:type="dxa"/>
           </w:tcPr>
           <w:p>
             <w:pPr>
@@ -2686,6 +2670,31 @@
                 <w:szCs w:val="32"/>
               </w:rPr>
             </w:pPr>
+          </w:p>
+        </w:tc>
+        <w:tc>
+          <w:tcPr>
+            <w:tcW w:w="1170" w:type="dxa"/>
+          </w:tcPr>
+          <w:p>
+            <w:pPr>
+              <w:jc w:val="center"/>
+              <w:rPr>
+                <w:rFonts w:ascii="SutonnyMJ" w:hAnsi="SutonnyMJ" w:cs="SutonnyMJ"/>
+                <w:b/>
+                <w:sz w:val="32"/>
+                <w:szCs w:val="32"/>
+              </w:rPr>
+            </w:pPr>
+            <w:r>
+              <w:rPr>
+                <w:rFonts w:ascii="SutonnyMJ" w:hAnsi="SutonnyMJ" w:cs="SutonnyMJ"/>
+                <w:b/>
+                <w:sz w:val="32"/>
+                <w:szCs w:val="32"/>
+              </w:rPr>
+              <w:t>2,167/-</w:t>
+            </w:r>
           </w:p>
         </w:tc>
         <w:tc>
@@ -2732,7 +2741,7 @@
         </w:tc>
         <w:tc>
           <w:tcPr>
-            <w:tcW w:w="1440" w:type="dxa"/>
+            <w:tcW w:w="1507" w:type="dxa"/>
             <w:tcBorders>
               <w:right w:val="single" w:sz="4" w:space="0" w:color="auto"/>
             </w:tcBorders>
@@ -2752,7 +2761,7 @@
         </w:tc>
         <w:tc>
           <w:tcPr>
-            <w:tcW w:w="4140" w:type="dxa"/>
+            <w:tcW w:w="4073" w:type="dxa"/>
             <w:tcBorders>
               <w:left w:val="single" w:sz="4" w:space="0" w:color="auto"/>
             </w:tcBorders>
@@ -2851,23 +2860,7 @@
         </w:tc>
         <w:tc>
           <w:tcPr>
-            <w:tcW w:w="1057" w:type="dxa"/>
-          </w:tcPr>
-          <w:p>
-            <w:pPr>
-              <w:jc w:val="center"/>
-              <w:rPr>
-                <w:rFonts w:ascii="SutonnyMJ" w:hAnsi="SutonnyMJ" w:cs="SutonnyMJ"/>
-                <w:b/>
-                <w:sz w:val="32"/>
-                <w:szCs w:val="32"/>
-              </w:rPr>
-            </w:pPr>
-          </w:p>
-        </w:tc>
-        <w:tc>
-          <w:tcPr>
-            <w:tcW w:w="1080" w:type="dxa"/>
+            <w:tcW w:w="967" w:type="dxa"/>
           </w:tcPr>
           <w:p>
             <w:pPr>
@@ -2884,6 +2877,22 @@
         <w:tc>
           <w:tcPr>
             <w:tcW w:w="990" w:type="dxa"/>
+          </w:tcPr>
+          <w:p>
+            <w:pPr>
+              <w:jc w:val="center"/>
+              <w:rPr>
+                <w:rFonts w:ascii="SutonnyMJ" w:hAnsi="SutonnyMJ" w:cs="SutonnyMJ"/>
+                <w:b/>
+                <w:sz w:val="32"/>
+                <w:szCs w:val="32"/>
+              </w:rPr>
+            </w:pPr>
+          </w:p>
+        </w:tc>
+        <w:tc>
+          <w:tcPr>
+            <w:tcW w:w="1170" w:type="dxa"/>
           </w:tcPr>
           <w:p>
             <w:pPr>
@@ -2938,7 +2947,7 @@
         </w:tc>
         <w:tc>
           <w:tcPr>
-            <w:tcW w:w="1440" w:type="dxa"/>
+            <w:tcW w:w="1507" w:type="dxa"/>
             <w:tcBorders>
               <w:right w:val="single" w:sz="4" w:space="0" w:color="auto"/>
             </w:tcBorders>
@@ -2958,7 +2967,7 @@
         </w:tc>
         <w:tc>
           <w:tcPr>
-            <w:tcW w:w="4140" w:type="dxa"/>
+            <w:tcW w:w="4073" w:type="dxa"/>
             <w:tcBorders>
               <w:left w:val="single" w:sz="4" w:space="0" w:color="auto"/>
             </w:tcBorders>
@@ -3057,23 +3066,7 @@
         </w:tc>
         <w:tc>
           <w:tcPr>
-            <w:tcW w:w="1057" w:type="dxa"/>
-          </w:tcPr>
-          <w:p>
-            <w:pPr>
-              <w:jc w:val="center"/>
-              <w:rPr>
-                <w:rFonts w:ascii="SutonnyMJ" w:hAnsi="SutonnyMJ" w:cs="SutonnyMJ"/>
-                <w:b/>
-                <w:sz w:val="32"/>
-                <w:szCs w:val="32"/>
-              </w:rPr>
-            </w:pPr>
-          </w:p>
-        </w:tc>
-        <w:tc>
-          <w:tcPr>
-            <w:tcW w:w="1080" w:type="dxa"/>
+            <w:tcW w:w="967" w:type="dxa"/>
           </w:tcPr>
           <w:p>
             <w:pPr>
@@ -3090,6 +3083,22 @@
         <w:tc>
           <w:tcPr>
             <w:tcW w:w="990" w:type="dxa"/>
+          </w:tcPr>
+          <w:p>
+            <w:pPr>
+              <w:jc w:val="center"/>
+              <w:rPr>
+                <w:rFonts w:ascii="SutonnyMJ" w:hAnsi="SutonnyMJ" w:cs="SutonnyMJ"/>
+                <w:b/>
+                <w:sz w:val="32"/>
+                <w:szCs w:val="32"/>
+              </w:rPr>
+            </w:pPr>
+          </w:p>
+        </w:tc>
+        <w:tc>
+          <w:tcPr>
+            <w:tcW w:w="1170" w:type="dxa"/>
           </w:tcPr>
           <w:p>
             <w:pPr>
@@ -3144,7 +3153,7 @@
         </w:tc>
         <w:tc>
           <w:tcPr>
-            <w:tcW w:w="1440" w:type="dxa"/>
+            <w:tcW w:w="1507" w:type="dxa"/>
             <w:tcBorders>
               <w:right w:val="single" w:sz="4" w:space="0" w:color="auto"/>
             </w:tcBorders>
@@ -3164,7 +3173,7 @@
         </w:tc>
         <w:tc>
           <w:tcPr>
-            <w:tcW w:w="4140" w:type="dxa"/>
+            <w:tcW w:w="4073" w:type="dxa"/>
             <w:tcBorders>
               <w:left w:val="single" w:sz="4" w:space="0" w:color="auto"/>
             </w:tcBorders>
@@ -3263,23 +3272,7 @@
         </w:tc>
         <w:tc>
           <w:tcPr>
-            <w:tcW w:w="1057" w:type="dxa"/>
-          </w:tcPr>
-          <w:p>
-            <w:pPr>
-              <w:jc w:val="center"/>
-              <w:rPr>
-                <w:rFonts w:ascii="SutonnyMJ" w:hAnsi="SutonnyMJ" w:cs="SutonnyMJ"/>
-                <w:b/>
-                <w:sz w:val="32"/>
-                <w:szCs w:val="32"/>
-              </w:rPr>
-            </w:pPr>
-          </w:p>
-        </w:tc>
-        <w:tc>
-          <w:tcPr>
-            <w:tcW w:w="1080" w:type="dxa"/>
+            <w:tcW w:w="967" w:type="dxa"/>
           </w:tcPr>
           <w:p>
             <w:pPr>
@@ -3296,6 +3289,22 @@
         <w:tc>
           <w:tcPr>
             <w:tcW w:w="990" w:type="dxa"/>
+          </w:tcPr>
+          <w:p>
+            <w:pPr>
+              <w:jc w:val="center"/>
+              <w:rPr>
+                <w:rFonts w:ascii="SutonnyMJ" w:hAnsi="SutonnyMJ" w:cs="SutonnyMJ"/>
+                <w:b/>
+                <w:sz w:val="32"/>
+                <w:szCs w:val="32"/>
+              </w:rPr>
+            </w:pPr>
+          </w:p>
+        </w:tc>
+        <w:tc>
+          <w:tcPr>
+            <w:tcW w:w="1170" w:type="dxa"/>
           </w:tcPr>
           <w:p>
             <w:pPr>
@@ -3349,16 +3358,16 @@
       </w:tblPr>
       <w:tblGrid>
         <w:gridCol w:w="738"/>
-        <w:gridCol w:w="1440"/>
-        <w:gridCol w:w="4140"/>
+        <w:gridCol w:w="1507"/>
+        <w:gridCol w:w="4073"/>
         <w:gridCol w:w="1170"/>
         <w:gridCol w:w="1147"/>
         <w:gridCol w:w="923"/>
         <w:gridCol w:w="967"/>
         <w:gridCol w:w="1103"/>
-        <w:gridCol w:w="1057"/>
-        <w:gridCol w:w="1080"/>
+        <w:gridCol w:w="967"/>
         <w:gridCol w:w="990"/>
+        <w:gridCol w:w="1170"/>
         <w:gridCol w:w="1373"/>
       </w:tblGrid>
       <w:tr>
@@ -3396,7 +3405,7 @@
         </w:tc>
         <w:tc>
           <w:tcPr>
-            <w:tcW w:w="1440" w:type="dxa"/>
+            <w:tcW w:w="1507" w:type="dxa"/>
             <w:vMerge w:val="restart"/>
             <w:tcBorders>
               <w:right w:val="single" w:sz="4" w:space="0" w:color="auto"/>
@@ -3426,7 +3435,7 @@
         </w:tc>
         <w:tc>
           <w:tcPr>
-            <w:tcW w:w="4140" w:type="dxa"/>
+            <w:tcW w:w="4073" w:type="dxa"/>
             <w:vMerge w:val="restart"/>
             <w:tcBorders>
               <w:left w:val="single" w:sz="4" w:space="0" w:color="auto"/>
@@ -3547,7 +3556,7 @@
         </w:tc>
         <w:tc>
           <w:tcPr>
-            <w:tcW w:w="1057" w:type="dxa"/>
+            <w:tcW w:w="967" w:type="dxa"/>
             <w:vMerge w:val="restart"/>
             <w:vAlign w:val="center"/>
           </w:tcPr>
@@ -3594,7 +3603,7 @@
         </w:tc>
         <w:tc>
           <w:tcPr>
-            <w:tcW w:w="1080" w:type="dxa"/>
+            <w:tcW w:w="990" w:type="dxa"/>
             <w:vMerge w:val="restart"/>
             <w:vAlign w:val="center"/>
           </w:tcPr>
@@ -3641,7 +3650,7 @@
         </w:tc>
         <w:tc>
           <w:tcPr>
-            <w:tcW w:w="990" w:type="dxa"/>
+            <w:tcW w:w="1170" w:type="dxa"/>
             <w:vMerge w:val="restart"/>
             <w:vAlign w:val="center"/>
           </w:tcPr>
@@ -3715,7 +3724,7 @@
         </w:tc>
         <w:tc>
           <w:tcPr>
-            <w:tcW w:w="1440" w:type="dxa"/>
+            <w:tcW w:w="1507" w:type="dxa"/>
             <w:vMerge/>
             <w:tcBorders>
               <w:right w:val="single" w:sz="4" w:space="0" w:color="auto"/>
@@ -3736,7 +3745,7 @@
         </w:tc>
         <w:tc>
           <w:tcPr>
-            <w:tcW w:w="4140" w:type="dxa"/>
+            <w:tcW w:w="4073" w:type="dxa"/>
             <w:vMerge/>
             <w:tcBorders>
               <w:left w:val="single" w:sz="4" w:space="0" w:color="auto"/>
@@ -3905,7 +3914,7 @@
         </w:tc>
         <w:tc>
           <w:tcPr>
-            <w:tcW w:w="1057" w:type="dxa"/>
+            <w:tcW w:w="967" w:type="dxa"/>
             <w:vMerge/>
             <w:vAlign w:val="center"/>
           </w:tcPr>
@@ -3923,7 +3932,7 @@
         </w:tc>
         <w:tc>
           <w:tcPr>
-            <w:tcW w:w="1080" w:type="dxa"/>
+            <w:tcW w:w="990" w:type="dxa"/>
             <w:vMerge/>
             <w:vAlign w:val="center"/>
           </w:tcPr>
@@ -3941,7 +3950,7 @@
         </w:tc>
         <w:tc>
           <w:tcPr>
-            <w:tcW w:w="990" w:type="dxa"/>
+            <w:tcW w:w="1170" w:type="dxa"/>
             <w:vMerge/>
             <w:vAlign w:val="center"/>
           </w:tcPr>
@@ -4003,7 +4012,7 @@
         </w:tc>
         <w:tc>
           <w:tcPr>
-            <w:tcW w:w="1440" w:type="dxa"/>
+            <w:tcW w:w="1507" w:type="dxa"/>
             <w:tcBorders>
               <w:right w:val="single" w:sz="4" w:space="0" w:color="auto"/>
             </w:tcBorders>
@@ -4023,7 +4032,7 @@
         </w:tc>
         <w:tc>
           <w:tcPr>
-            <w:tcW w:w="4140" w:type="dxa"/>
+            <w:tcW w:w="4073" w:type="dxa"/>
             <w:tcBorders>
               <w:left w:val="single" w:sz="4" w:space="0" w:color="auto"/>
             </w:tcBorders>
@@ -4132,23 +4141,7 @@
         </w:tc>
         <w:tc>
           <w:tcPr>
-            <w:tcW w:w="1057" w:type="dxa"/>
-          </w:tcPr>
-          <w:p>
-            <w:pPr>
-              <w:jc w:val="center"/>
-              <w:rPr>
-                <w:rFonts w:ascii="SutonnyMJ" w:hAnsi="SutonnyMJ" w:cs="SutonnyMJ"/>
-                <w:b/>
-                <w:sz w:val="32"/>
-                <w:szCs w:val="32"/>
-              </w:rPr>
-            </w:pPr>
-          </w:p>
-        </w:tc>
-        <w:tc>
-          <w:tcPr>
-            <w:tcW w:w="1080" w:type="dxa"/>
+            <w:tcW w:w="967" w:type="dxa"/>
           </w:tcPr>
           <w:p>
             <w:pPr>
@@ -4176,6 +4169,31 @@
                 <w:szCs w:val="32"/>
               </w:rPr>
             </w:pPr>
+          </w:p>
+        </w:tc>
+        <w:tc>
+          <w:tcPr>
+            <w:tcW w:w="1170" w:type="dxa"/>
+          </w:tcPr>
+          <w:p>
+            <w:pPr>
+              <w:jc w:val="center"/>
+              <w:rPr>
+                <w:rFonts w:ascii="SutonnyMJ" w:hAnsi="SutonnyMJ" w:cs="SutonnyMJ"/>
+                <w:b/>
+                <w:sz w:val="32"/>
+                <w:szCs w:val="32"/>
+              </w:rPr>
+            </w:pPr>
+            <w:r>
+              <w:rPr>
+                <w:rFonts w:ascii="SutonnyMJ" w:hAnsi="SutonnyMJ" w:cs="SutonnyMJ"/>
+                <w:b/>
+                <w:sz w:val="32"/>
+                <w:szCs w:val="32"/>
+              </w:rPr>
+              <w:t>2,167/-</w:t>
+            </w:r>
           </w:p>
         </w:tc>
         <w:tc>
@@ -4222,7 +4240,7 @@
         </w:tc>
         <w:tc>
           <w:tcPr>
-            <w:tcW w:w="1440" w:type="dxa"/>
+            <w:tcW w:w="1507" w:type="dxa"/>
             <w:tcBorders>
               <w:right w:val="single" w:sz="4" w:space="0" w:color="auto"/>
             </w:tcBorders>
@@ -4242,7 +4260,7 @@
         </w:tc>
         <w:tc>
           <w:tcPr>
-            <w:tcW w:w="4140" w:type="dxa"/>
+            <w:tcW w:w="4073" w:type="dxa"/>
             <w:tcBorders>
               <w:left w:val="single" w:sz="4" w:space="0" w:color="auto"/>
             </w:tcBorders>
@@ -4341,23 +4359,7 @@
         </w:tc>
         <w:tc>
           <w:tcPr>
-            <w:tcW w:w="1057" w:type="dxa"/>
-          </w:tcPr>
-          <w:p>
-            <w:pPr>
-              <w:jc w:val="center"/>
-              <w:rPr>
-                <w:rFonts w:ascii="SutonnyMJ" w:hAnsi="SutonnyMJ" w:cs="SutonnyMJ"/>
-                <w:b/>
-                <w:sz w:val="32"/>
-                <w:szCs w:val="32"/>
-              </w:rPr>
-            </w:pPr>
-          </w:p>
-        </w:tc>
-        <w:tc>
-          <w:tcPr>
-            <w:tcW w:w="1080" w:type="dxa"/>
+            <w:tcW w:w="967" w:type="dxa"/>
           </w:tcPr>
           <w:p>
             <w:pPr>
@@ -4374,6 +4376,22 @@
         <w:tc>
           <w:tcPr>
             <w:tcW w:w="990" w:type="dxa"/>
+          </w:tcPr>
+          <w:p>
+            <w:pPr>
+              <w:jc w:val="center"/>
+              <w:rPr>
+                <w:rFonts w:ascii="SutonnyMJ" w:hAnsi="SutonnyMJ" w:cs="SutonnyMJ"/>
+                <w:b/>
+                <w:sz w:val="32"/>
+                <w:szCs w:val="32"/>
+              </w:rPr>
+            </w:pPr>
+          </w:p>
+        </w:tc>
+        <w:tc>
+          <w:tcPr>
+            <w:tcW w:w="1170" w:type="dxa"/>
           </w:tcPr>
           <w:p>
             <w:pPr>
@@ -4428,7 +4446,7 @@
         </w:tc>
         <w:tc>
           <w:tcPr>
-            <w:tcW w:w="1440" w:type="dxa"/>
+            <w:tcW w:w="1507" w:type="dxa"/>
             <w:tcBorders>
               <w:right w:val="single" w:sz="4" w:space="0" w:color="auto"/>
             </w:tcBorders>
@@ -4448,7 +4466,7 @@
         </w:tc>
         <w:tc>
           <w:tcPr>
-            <w:tcW w:w="4140" w:type="dxa"/>
+            <w:tcW w:w="4073" w:type="dxa"/>
             <w:tcBorders>
               <w:left w:val="single" w:sz="4" w:space="0" w:color="auto"/>
             </w:tcBorders>
@@ -4547,23 +4565,7 @@
         </w:tc>
         <w:tc>
           <w:tcPr>
-            <w:tcW w:w="1057" w:type="dxa"/>
-          </w:tcPr>
-          <w:p>
-            <w:pPr>
-              <w:jc w:val="center"/>
-              <w:rPr>
-                <w:rFonts w:ascii="SutonnyMJ" w:hAnsi="SutonnyMJ" w:cs="SutonnyMJ"/>
-                <w:b/>
-                <w:sz w:val="32"/>
-                <w:szCs w:val="32"/>
-              </w:rPr>
-            </w:pPr>
-          </w:p>
-        </w:tc>
-        <w:tc>
-          <w:tcPr>
-            <w:tcW w:w="1080" w:type="dxa"/>
+            <w:tcW w:w="967" w:type="dxa"/>
           </w:tcPr>
           <w:p>
             <w:pPr>
@@ -4580,6 +4582,22 @@
         <w:tc>
           <w:tcPr>
             <w:tcW w:w="990" w:type="dxa"/>
+          </w:tcPr>
+          <w:p>
+            <w:pPr>
+              <w:jc w:val="center"/>
+              <w:rPr>
+                <w:rFonts w:ascii="SutonnyMJ" w:hAnsi="SutonnyMJ" w:cs="SutonnyMJ"/>
+                <w:b/>
+                <w:sz w:val="32"/>
+                <w:szCs w:val="32"/>
+              </w:rPr>
+            </w:pPr>
+          </w:p>
+        </w:tc>
+        <w:tc>
+          <w:tcPr>
+            <w:tcW w:w="1170" w:type="dxa"/>
           </w:tcPr>
           <w:p>
             <w:pPr>
@@ -4634,7 +4652,7 @@
         </w:tc>
         <w:tc>
           <w:tcPr>
-            <w:tcW w:w="1440" w:type="dxa"/>
+            <w:tcW w:w="1507" w:type="dxa"/>
             <w:tcBorders>
               <w:right w:val="single" w:sz="4" w:space="0" w:color="auto"/>
             </w:tcBorders>
@@ -4654,7 +4672,7 @@
         </w:tc>
         <w:tc>
           <w:tcPr>
-            <w:tcW w:w="4140" w:type="dxa"/>
+            <w:tcW w:w="4073" w:type="dxa"/>
             <w:tcBorders>
               <w:left w:val="single" w:sz="4" w:space="0" w:color="auto"/>
             </w:tcBorders>
@@ -4753,23 +4771,7 @@
         </w:tc>
         <w:tc>
           <w:tcPr>
-            <w:tcW w:w="1057" w:type="dxa"/>
-          </w:tcPr>
-          <w:p>
-            <w:pPr>
-              <w:jc w:val="center"/>
-              <w:rPr>
-                <w:rFonts w:ascii="SutonnyMJ" w:hAnsi="SutonnyMJ" w:cs="SutonnyMJ"/>
-                <w:b/>
-                <w:sz w:val="32"/>
-                <w:szCs w:val="32"/>
-              </w:rPr>
-            </w:pPr>
-          </w:p>
-        </w:tc>
-        <w:tc>
-          <w:tcPr>
-            <w:tcW w:w="1080" w:type="dxa"/>
+            <w:tcW w:w="967" w:type="dxa"/>
           </w:tcPr>
           <w:p>
             <w:pPr>
@@ -4786,6 +4788,22 @@
         <w:tc>
           <w:tcPr>
             <w:tcW w:w="990" w:type="dxa"/>
+          </w:tcPr>
+          <w:p>
+            <w:pPr>
+              <w:jc w:val="center"/>
+              <w:rPr>
+                <w:rFonts w:ascii="SutonnyMJ" w:hAnsi="SutonnyMJ" w:cs="SutonnyMJ"/>
+                <w:b/>
+                <w:sz w:val="32"/>
+                <w:szCs w:val="32"/>
+              </w:rPr>
+            </w:pPr>
+          </w:p>
+        </w:tc>
+        <w:tc>
+          <w:tcPr>
+            <w:tcW w:w="1170" w:type="dxa"/>
           </w:tcPr>
           <w:p>
             <w:pPr>
@@ -4839,16 +4857,16 @@
       </w:tblPr>
       <w:tblGrid>
         <w:gridCol w:w="738"/>
-        <w:gridCol w:w="1440"/>
-        <w:gridCol w:w="4140"/>
+        <w:gridCol w:w="1507"/>
+        <w:gridCol w:w="4073"/>
         <w:gridCol w:w="1170"/>
         <w:gridCol w:w="1147"/>
         <w:gridCol w:w="923"/>
         <w:gridCol w:w="967"/>
         <w:gridCol w:w="1103"/>
-        <w:gridCol w:w="1057"/>
-        <w:gridCol w:w="1080"/>
+        <w:gridCol w:w="967"/>
         <w:gridCol w:w="990"/>
+        <w:gridCol w:w="1170"/>
         <w:gridCol w:w="1373"/>
       </w:tblGrid>
       <w:tr>
@@ -4886,7 +4904,7 @@
         </w:tc>
         <w:tc>
           <w:tcPr>
-            <w:tcW w:w="1440" w:type="dxa"/>
+            <w:tcW w:w="1507" w:type="dxa"/>
             <w:vMerge w:val="restart"/>
             <w:tcBorders>
               <w:right w:val="single" w:sz="4" w:space="0" w:color="auto"/>
@@ -4916,7 +4934,7 @@
         </w:tc>
         <w:tc>
           <w:tcPr>
-            <w:tcW w:w="4140" w:type="dxa"/>
+            <w:tcW w:w="4073" w:type="dxa"/>
             <w:vMerge w:val="restart"/>
             <w:tcBorders>
               <w:left w:val="single" w:sz="4" w:space="0" w:color="auto"/>
@@ -5037,7 +5055,7 @@
         </w:tc>
         <w:tc>
           <w:tcPr>
-            <w:tcW w:w="1057" w:type="dxa"/>
+            <w:tcW w:w="967" w:type="dxa"/>
             <w:vMerge w:val="restart"/>
             <w:vAlign w:val="center"/>
           </w:tcPr>
@@ -5084,7 +5102,7 @@
         </w:tc>
         <w:tc>
           <w:tcPr>
-            <w:tcW w:w="1080" w:type="dxa"/>
+            <w:tcW w:w="990" w:type="dxa"/>
             <w:vMerge w:val="restart"/>
             <w:vAlign w:val="center"/>
           </w:tcPr>
@@ -5131,7 +5149,7 @@
         </w:tc>
         <w:tc>
           <w:tcPr>
-            <w:tcW w:w="990" w:type="dxa"/>
+            <w:tcW w:w="1170" w:type="dxa"/>
             <w:vMerge w:val="restart"/>
             <w:vAlign w:val="center"/>
           </w:tcPr>
@@ -5205,7 +5223,7 @@
         </w:tc>
         <w:tc>
           <w:tcPr>
-            <w:tcW w:w="1440" w:type="dxa"/>
+            <w:tcW w:w="1507" w:type="dxa"/>
             <w:vMerge/>
             <w:tcBorders>
               <w:right w:val="single" w:sz="4" w:space="0" w:color="auto"/>
@@ -5226,7 +5244,7 @@
         </w:tc>
         <w:tc>
           <w:tcPr>
-            <w:tcW w:w="4140" w:type="dxa"/>
+            <w:tcW w:w="4073" w:type="dxa"/>
             <w:vMerge/>
             <w:tcBorders>
               <w:left w:val="single" w:sz="4" w:space="0" w:color="auto"/>
@@ -5395,7 +5413,7 @@
         </w:tc>
         <w:tc>
           <w:tcPr>
-            <w:tcW w:w="1057" w:type="dxa"/>
+            <w:tcW w:w="967" w:type="dxa"/>
             <w:vMerge/>
             <w:vAlign w:val="center"/>
           </w:tcPr>
@@ -5413,7 +5431,7 @@
         </w:tc>
         <w:tc>
           <w:tcPr>
-            <w:tcW w:w="1080" w:type="dxa"/>
+            <w:tcW w:w="990" w:type="dxa"/>
             <w:vMerge/>
             <w:vAlign w:val="center"/>
           </w:tcPr>
@@ -5431,7 +5449,7 @@
         </w:tc>
         <w:tc>
           <w:tcPr>
-            <w:tcW w:w="990" w:type="dxa"/>
+            <w:tcW w:w="1170" w:type="dxa"/>
             <w:vMerge/>
             <w:vAlign w:val="center"/>
           </w:tcPr>
@@ -5493,7 +5511,7 @@
         </w:tc>
         <w:tc>
           <w:tcPr>
-            <w:tcW w:w="1440" w:type="dxa"/>
+            <w:tcW w:w="1507" w:type="dxa"/>
             <w:tcBorders>
               <w:right w:val="single" w:sz="4" w:space="0" w:color="auto"/>
             </w:tcBorders>
@@ -5513,7 +5531,7 @@
         </w:tc>
         <w:tc>
           <w:tcPr>
-            <w:tcW w:w="4140" w:type="dxa"/>
+            <w:tcW w:w="4073" w:type="dxa"/>
             <w:tcBorders>
               <w:left w:val="single" w:sz="4" w:space="0" w:color="auto"/>
             </w:tcBorders>
@@ -5622,23 +5640,7 @@
         </w:tc>
         <w:tc>
           <w:tcPr>
-            <w:tcW w:w="1057" w:type="dxa"/>
-          </w:tcPr>
-          <w:p>
-            <w:pPr>
-              <w:jc w:val="center"/>
-              <w:rPr>
-                <w:rFonts w:ascii="SutonnyMJ" w:hAnsi="SutonnyMJ" w:cs="SutonnyMJ"/>
-                <w:b/>
-                <w:sz w:val="32"/>
-                <w:szCs w:val="32"/>
-              </w:rPr>
-            </w:pPr>
-          </w:p>
-        </w:tc>
-        <w:tc>
-          <w:tcPr>
-            <w:tcW w:w="1080" w:type="dxa"/>
+            <w:tcW w:w="967" w:type="dxa"/>
           </w:tcPr>
           <w:p>
             <w:pPr>
@@ -5666,6 +5668,31 @@
                 <w:szCs w:val="32"/>
               </w:rPr>
             </w:pPr>
+          </w:p>
+        </w:tc>
+        <w:tc>
+          <w:tcPr>
+            <w:tcW w:w="1170" w:type="dxa"/>
+          </w:tcPr>
+          <w:p>
+            <w:pPr>
+              <w:jc w:val="center"/>
+              <w:rPr>
+                <w:rFonts w:ascii="SutonnyMJ" w:hAnsi="SutonnyMJ" w:cs="SutonnyMJ"/>
+                <w:b/>
+                <w:sz w:val="32"/>
+                <w:szCs w:val="32"/>
+              </w:rPr>
+            </w:pPr>
+            <w:r>
+              <w:rPr>
+                <w:rFonts w:ascii="SutonnyMJ" w:hAnsi="SutonnyMJ" w:cs="SutonnyMJ"/>
+                <w:b/>
+                <w:sz w:val="32"/>
+                <w:szCs w:val="32"/>
+              </w:rPr>
+              <w:t>2,167/-</w:t>
+            </w:r>
           </w:p>
         </w:tc>
         <w:tc>
@@ -5712,7 +5739,7 @@
         </w:tc>
         <w:tc>
           <w:tcPr>
-            <w:tcW w:w="1440" w:type="dxa"/>
+            <w:tcW w:w="1507" w:type="dxa"/>
             <w:tcBorders>
               <w:right w:val="single" w:sz="4" w:space="0" w:color="auto"/>
             </w:tcBorders>
@@ -5732,7 +5759,7 @@
         </w:tc>
         <w:tc>
           <w:tcPr>
-            <w:tcW w:w="4140" w:type="dxa"/>
+            <w:tcW w:w="4073" w:type="dxa"/>
             <w:tcBorders>
               <w:left w:val="single" w:sz="4" w:space="0" w:color="auto"/>
             </w:tcBorders>
@@ -5831,23 +5858,7 @@
         </w:tc>
         <w:tc>
           <w:tcPr>
-            <w:tcW w:w="1057" w:type="dxa"/>
-          </w:tcPr>
-          <w:p>
-            <w:pPr>
-              <w:jc w:val="center"/>
-              <w:rPr>
-                <w:rFonts w:ascii="SutonnyMJ" w:hAnsi="SutonnyMJ" w:cs="SutonnyMJ"/>
-                <w:b/>
-                <w:sz w:val="32"/>
-                <w:szCs w:val="32"/>
-              </w:rPr>
-            </w:pPr>
-          </w:p>
-        </w:tc>
-        <w:tc>
-          <w:tcPr>
-            <w:tcW w:w="1080" w:type="dxa"/>
+            <w:tcW w:w="967" w:type="dxa"/>
           </w:tcPr>
           <w:p>
             <w:pPr>
@@ -5864,6 +5875,22 @@
         <w:tc>
           <w:tcPr>
             <w:tcW w:w="990" w:type="dxa"/>
+          </w:tcPr>
+          <w:p>
+            <w:pPr>
+              <w:jc w:val="center"/>
+              <w:rPr>
+                <w:rFonts w:ascii="SutonnyMJ" w:hAnsi="SutonnyMJ" w:cs="SutonnyMJ"/>
+                <w:b/>
+                <w:sz w:val="32"/>
+                <w:szCs w:val="32"/>
+              </w:rPr>
+            </w:pPr>
+          </w:p>
+        </w:tc>
+        <w:tc>
+          <w:tcPr>
+            <w:tcW w:w="1170" w:type="dxa"/>
           </w:tcPr>
           <w:p>
             <w:pPr>
@@ -5918,7 +5945,7 @@
         </w:tc>
         <w:tc>
           <w:tcPr>
-            <w:tcW w:w="1440" w:type="dxa"/>
+            <w:tcW w:w="1507" w:type="dxa"/>
             <w:tcBorders>
               <w:right w:val="single" w:sz="4" w:space="0" w:color="auto"/>
             </w:tcBorders>
@@ -5938,7 +5965,7 @@
         </w:tc>
         <w:tc>
           <w:tcPr>
-            <w:tcW w:w="4140" w:type="dxa"/>
+            <w:tcW w:w="4073" w:type="dxa"/>
             <w:tcBorders>
               <w:left w:val="single" w:sz="4" w:space="0" w:color="auto"/>
             </w:tcBorders>
@@ -6037,23 +6064,7 @@
         </w:tc>
         <w:tc>
           <w:tcPr>
-            <w:tcW w:w="1057" w:type="dxa"/>
-          </w:tcPr>
-          <w:p>
-            <w:pPr>
-              <w:jc w:val="center"/>
-              <w:rPr>
-                <w:rFonts w:ascii="SutonnyMJ" w:hAnsi="SutonnyMJ" w:cs="SutonnyMJ"/>
-                <w:b/>
-                <w:sz w:val="32"/>
-                <w:szCs w:val="32"/>
-              </w:rPr>
-            </w:pPr>
-          </w:p>
-        </w:tc>
-        <w:tc>
-          <w:tcPr>
-            <w:tcW w:w="1080" w:type="dxa"/>
+            <w:tcW w:w="967" w:type="dxa"/>
           </w:tcPr>
           <w:p>
             <w:pPr>
@@ -6070,6 +6081,22 @@
         <w:tc>
           <w:tcPr>
             <w:tcW w:w="990" w:type="dxa"/>
+          </w:tcPr>
+          <w:p>
+            <w:pPr>
+              <w:jc w:val="center"/>
+              <w:rPr>
+                <w:rFonts w:ascii="SutonnyMJ" w:hAnsi="SutonnyMJ" w:cs="SutonnyMJ"/>
+                <w:b/>
+                <w:sz w:val="32"/>
+                <w:szCs w:val="32"/>
+              </w:rPr>
+            </w:pPr>
+          </w:p>
+        </w:tc>
+        <w:tc>
+          <w:tcPr>
+            <w:tcW w:w="1170" w:type="dxa"/>
           </w:tcPr>
           <w:p>
             <w:pPr>
@@ -6124,7 +6151,7 @@
         </w:tc>
         <w:tc>
           <w:tcPr>
-            <w:tcW w:w="1440" w:type="dxa"/>
+            <w:tcW w:w="1507" w:type="dxa"/>
             <w:tcBorders>
               <w:right w:val="single" w:sz="4" w:space="0" w:color="auto"/>
             </w:tcBorders>
@@ -6144,7 +6171,7 @@
         </w:tc>
         <w:tc>
           <w:tcPr>
-            <w:tcW w:w="4140" w:type="dxa"/>
+            <w:tcW w:w="4073" w:type="dxa"/>
             <w:tcBorders>
               <w:left w:val="single" w:sz="4" w:space="0" w:color="auto"/>
             </w:tcBorders>
@@ -6243,23 +6270,7 @@
         </w:tc>
         <w:tc>
           <w:tcPr>
-            <w:tcW w:w="1057" w:type="dxa"/>
-          </w:tcPr>
-          <w:p>
-            <w:pPr>
-              <w:jc w:val="center"/>
-              <w:rPr>
-                <w:rFonts w:ascii="SutonnyMJ" w:hAnsi="SutonnyMJ" w:cs="SutonnyMJ"/>
-                <w:b/>
-                <w:sz w:val="32"/>
-                <w:szCs w:val="32"/>
-              </w:rPr>
-            </w:pPr>
-          </w:p>
-        </w:tc>
-        <w:tc>
-          <w:tcPr>
-            <w:tcW w:w="1080" w:type="dxa"/>
+            <w:tcW w:w="967" w:type="dxa"/>
           </w:tcPr>
           <w:p>
             <w:pPr>
@@ -6276,6 +6287,22 @@
         <w:tc>
           <w:tcPr>
             <w:tcW w:w="990" w:type="dxa"/>
+          </w:tcPr>
+          <w:p>
+            <w:pPr>
+              <w:jc w:val="center"/>
+              <w:rPr>
+                <w:rFonts w:ascii="SutonnyMJ" w:hAnsi="SutonnyMJ" w:cs="SutonnyMJ"/>
+                <w:b/>
+                <w:sz w:val="32"/>
+                <w:szCs w:val="32"/>
+              </w:rPr>
+            </w:pPr>
+          </w:p>
+        </w:tc>
+        <w:tc>
+          <w:tcPr>
+            <w:tcW w:w="1170" w:type="dxa"/>
           </w:tcPr>
           <w:p>
             <w:pPr>
@@ -6329,16 +6356,16 @@
       </w:tblPr>
       <w:tblGrid>
         <w:gridCol w:w="738"/>
-        <w:gridCol w:w="1440"/>
-        <w:gridCol w:w="4140"/>
+        <w:gridCol w:w="1507"/>
+        <w:gridCol w:w="4073"/>
         <w:gridCol w:w="1170"/>
         <w:gridCol w:w="1147"/>
         <w:gridCol w:w="923"/>
         <w:gridCol w:w="967"/>
         <w:gridCol w:w="1103"/>
-        <w:gridCol w:w="1057"/>
-        <w:gridCol w:w="1080"/>
+        <w:gridCol w:w="967"/>
         <w:gridCol w:w="990"/>
+        <w:gridCol w:w="1170"/>
         <w:gridCol w:w="1373"/>
       </w:tblGrid>
       <w:tr>
@@ -6376,7 +6403,7 @@
         </w:tc>
         <w:tc>
           <w:tcPr>
-            <w:tcW w:w="1440" w:type="dxa"/>
+            <w:tcW w:w="1507" w:type="dxa"/>
             <w:vMerge w:val="restart"/>
             <w:tcBorders>
               <w:right w:val="single" w:sz="4" w:space="0" w:color="auto"/>
@@ -6406,7 +6433,7 @@
         </w:tc>
         <w:tc>
           <w:tcPr>
-            <w:tcW w:w="4140" w:type="dxa"/>
+            <w:tcW w:w="4073" w:type="dxa"/>
             <w:vMerge w:val="restart"/>
             <w:tcBorders>
               <w:left w:val="single" w:sz="4" w:space="0" w:color="auto"/>
@@ -6527,7 +6554,7 @@
         </w:tc>
         <w:tc>
           <w:tcPr>
-            <w:tcW w:w="1057" w:type="dxa"/>
+            <w:tcW w:w="967" w:type="dxa"/>
             <w:vMerge w:val="restart"/>
             <w:vAlign w:val="center"/>
           </w:tcPr>
@@ -6574,7 +6601,7 @@
         </w:tc>
         <w:tc>
           <w:tcPr>
-            <w:tcW w:w="1080" w:type="dxa"/>
+            <w:tcW w:w="990" w:type="dxa"/>
             <w:vMerge w:val="restart"/>
             <w:vAlign w:val="center"/>
           </w:tcPr>
@@ -6621,7 +6648,7 @@
         </w:tc>
         <w:tc>
           <w:tcPr>
-            <w:tcW w:w="990" w:type="dxa"/>
+            <w:tcW w:w="1170" w:type="dxa"/>
             <w:vMerge w:val="restart"/>
             <w:vAlign w:val="center"/>
           </w:tcPr>
@@ -6695,7 +6722,7 @@
         </w:tc>
         <w:tc>
           <w:tcPr>
-            <w:tcW w:w="1440" w:type="dxa"/>
+            <w:tcW w:w="1507" w:type="dxa"/>
             <w:vMerge/>
             <w:tcBorders>
               <w:right w:val="single" w:sz="4" w:space="0" w:color="auto"/>
@@ -6716,7 +6743,7 @@
         </w:tc>
         <w:tc>
           <w:tcPr>
-            <w:tcW w:w="4140" w:type="dxa"/>
+            <w:tcW w:w="4073" w:type="dxa"/>
             <w:vMerge/>
             <w:tcBorders>
               <w:left w:val="single" w:sz="4" w:space="0" w:color="auto"/>
@@ -6885,7 +6912,7 @@
         </w:tc>
         <w:tc>
           <w:tcPr>
-            <w:tcW w:w="1057" w:type="dxa"/>
+            <w:tcW w:w="967" w:type="dxa"/>
             <w:vMerge/>
             <w:vAlign w:val="center"/>
           </w:tcPr>
@@ -6903,7 +6930,7 @@
         </w:tc>
         <w:tc>
           <w:tcPr>
-            <w:tcW w:w="1080" w:type="dxa"/>
+            <w:tcW w:w="990" w:type="dxa"/>
             <w:vMerge/>
             <w:vAlign w:val="center"/>
           </w:tcPr>
@@ -6921,7 +6948,7 @@
         </w:tc>
         <w:tc>
           <w:tcPr>
-            <w:tcW w:w="990" w:type="dxa"/>
+            <w:tcW w:w="1170" w:type="dxa"/>
             <w:vMerge/>
             <w:vAlign w:val="center"/>
           </w:tcPr>
@@ -6983,7 +7010,7 @@
         </w:tc>
         <w:tc>
           <w:tcPr>
-            <w:tcW w:w="1440" w:type="dxa"/>
+            <w:tcW w:w="1507" w:type="dxa"/>
             <w:tcBorders>
               <w:right w:val="single" w:sz="4" w:space="0" w:color="auto"/>
             </w:tcBorders>
@@ -7003,7 +7030,7 @@
         </w:tc>
         <w:tc>
           <w:tcPr>
-            <w:tcW w:w="4140" w:type="dxa"/>
+            <w:tcW w:w="4073" w:type="dxa"/>
             <w:tcBorders>
               <w:left w:val="single" w:sz="4" w:space="0" w:color="auto"/>
             </w:tcBorders>
@@ -7112,23 +7139,7 @@
         </w:tc>
         <w:tc>
           <w:tcPr>
-            <w:tcW w:w="1057" w:type="dxa"/>
-          </w:tcPr>
-          <w:p>
-            <w:pPr>
-              <w:jc w:val="center"/>
-              <w:rPr>
-                <w:rFonts w:ascii="SutonnyMJ" w:hAnsi="SutonnyMJ" w:cs="SutonnyMJ"/>
-                <w:b/>
-                <w:sz w:val="32"/>
-                <w:szCs w:val="32"/>
-              </w:rPr>
-            </w:pPr>
-          </w:p>
-        </w:tc>
-        <w:tc>
-          <w:tcPr>
-            <w:tcW w:w="1080" w:type="dxa"/>
+            <w:tcW w:w="967" w:type="dxa"/>
           </w:tcPr>
           <w:p>
             <w:pPr>
@@ -7156,6 +7167,31 @@
                 <w:szCs w:val="32"/>
               </w:rPr>
             </w:pPr>
+          </w:p>
+        </w:tc>
+        <w:tc>
+          <w:tcPr>
+            <w:tcW w:w="1170" w:type="dxa"/>
+          </w:tcPr>
+          <w:p>
+            <w:pPr>
+              <w:jc w:val="center"/>
+              <w:rPr>
+                <w:rFonts w:ascii="SutonnyMJ" w:hAnsi="SutonnyMJ" w:cs="SutonnyMJ"/>
+                <w:b/>
+                <w:sz w:val="32"/>
+                <w:szCs w:val="32"/>
+              </w:rPr>
+            </w:pPr>
+            <w:r>
+              <w:rPr>
+                <w:rFonts w:ascii="SutonnyMJ" w:hAnsi="SutonnyMJ" w:cs="SutonnyMJ"/>
+                <w:b/>
+                <w:sz w:val="32"/>
+                <w:szCs w:val="32"/>
+              </w:rPr>
+              <w:t>2,167/-</w:t>
+            </w:r>
           </w:p>
         </w:tc>
         <w:tc>
@@ -7202,7 +7238,7 @@
         </w:tc>
         <w:tc>
           <w:tcPr>
-            <w:tcW w:w="1440" w:type="dxa"/>
+            <w:tcW w:w="1507" w:type="dxa"/>
             <w:tcBorders>
               <w:right w:val="single" w:sz="4" w:space="0" w:color="auto"/>
             </w:tcBorders>
@@ -7222,7 +7258,7 @@
         </w:tc>
         <w:tc>
           <w:tcPr>
-            <w:tcW w:w="4140" w:type="dxa"/>
+            <w:tcW w:w="4073" w:type="dxa"/>
             <w:tcBorders>
               <w:left w:val="single" w:sz="4" w:space="0" w:color="auto"/>
             </w:tcBorders>
@@ -7321,23 +7357,7 @@
         </w:tc>
         <w:tc>
           <w:tcPr>
-            <w:tcW w:w="1057" w:type="dxa"/>
-          </w:tcPr>
-          <w:p>
-            <w:pPr>
-              <w:jc w:val="center"/>
-              <w:rPr>
-                <w:rFonts w:ascii="SutonnyMJ" w:hAnsi="SutonnyMJ" w:cs="SutonnyMJ"/>
-                <w:b/>
-                <w:sz w:val="32"/>
-                <w:szCs w:val="32"/>
-              </w:rPr>
-            </w:pPr>
-          </w:p>
-        </w:tc>
-        <w:tc>
-          <w:tcPr>
-            <w:tcW w:w="1080" w:type="dxa"/>
+            <w:tcW w:w="967" w:type="dxa"/>
           </w:tcPr>
           <w:p>
             <w:pPr>
@@ -7354,6 +7374,22 @@
         <w:tc>
           <w:tcPr>
             <w:tcW w:w="990" w:type="dxa"/>
+          </w:tcPr>
+          <w:p>
+            <w:pPr>
+              <w:jc w:val="center"/>
+              <w:rPr>
+                <w:rFonts w:ascii="SutonnyMJ" w:hAnsi="SutonnyMJ" w:cs="SutonnyMJ"/>
+                <w:b/>
+                <w:sz w:val="32"/>
+                <w:szCs w:val="32"/>
+              </w:rPr>
+            </w:pPr>
+          </w:p>
+        </w:tc>
+        <w:tc>
+          <w:tcPr>
+            <w:tcW w:w="1170" w:type="dxa"/>
           </w:tcPr>
           <w:p>
             <w:pPr>
@@ -7408,7 +7444,7 @@
         </w:tc>
         <w:tc>
           <w:tcPr>
-            <w:tcW w:w="1440" w:type="dxa"/>
+            <w:tcW w:w="1507" w:type="dxa"/>
             <w:tcBorders>
               <w:right w:val="single" w:sz="4" w:space="0" w:color="auto"/>
             </w:tcBorders>
@@ -7428,7 +7464,7 @@
         </w:tc>
         <w:tc>
           <w:tcPr>
-            <w:tcW w:w="4140" w:type="dxa"/>
+            <w:tcW w:w="4073" w:type="dxa"/>
             <w:tcBorders>
               <w:left w:val="single" w:sz="4" w:space="0" w:color="auto"/>
             </w:tcBorders>
@@ -7527,23 +7563,7 @@
         </w:tc>
         <w:tc>
           <w:tcPr>
-            <w:tcW w:w="1057" w:type="dxa"/>
-          </w:tcPr>
-          <w:p>
-            <w:pPr>
-              <w:jc w:val="center"/>
-              <w:rPr>
-                <w:rFonts w:ascii="SutonnyMJ" w:hAnsi="SutonnyMJ" w:cs="SutonnyMJ"/>
-                <w:b/>
-                <w:sz w:val="32"/>
-                <w:szCs w:val="32"/>
-              </w:rPr>
-            </w:pPr>
-          </w:p>
-        </w:tc>
-        <w:tc>
-          <w:tcPr>
-            <w:tcW w:w="1080" w:type="dxa"/>
+            <w:tcW w:w="967" w:type="dxa"/>
           </w:tcPr>
           <w:p>
             <w:pPr>
@@ -7560,6 +7580,22 @@
         <w:tc>
           <w:tcPr>
             <w:tcW w:w="990" w:type="dxa"/>
+          </w:tcPr>
+          <w:p>
+            <w:pPr>
+              <w:jc w:val="center"/>
+              <w:rPr>
+                <w:rFonts w:ascii="SutonnyMJ" w:hAnsi="SutonnyMJ" w:cs="SutonnyMJ"/>
+                <w:b/>
+                <w:sz w:val="32"/>
+                <w:szCs w:val="32"/>
+              </w:rPr>
+            </w:pPr>
+          </w:p>
+        </w:tc>
+        <w:tc>
+          <w:tcPr>
+            <w:tcW w:w="1170" w:type="dxa"/>
           </w:tcPr>
           <w:p>
             <w:pPr>
@@ -7614,7 +7650,7 @@
         </w:tc>
         <w:tc>
           <w:tcPr>
-            <w:tcW w:w="1440" w:type="dxa"/>
+            <w:tcW w:w="1507" w:type="dxa"/>
             <w:tcBorders>
               <w:right w:val="single" w:sz="4" w:space="0" w:color="auto"/>
             </w:tcBorders>
@@ -7634,7 +7670,7 @@
         </w:tc>
         <w:tc>
           <w:tcPr>
-            <w:tcW w:w="4140" w:type="dxa"/>
+            <w:tcW w:w="4073" w:type="dxa"/>
             <w:tcBorders>
               <w:left w:val="single" w:sz="4" w:space="0" w:color="auto"/>
             </w:tcBorders>
@@ -7733,23 +7769,7 @@
         </w:tc>
         <w:tc>
           <w:tcPr>
-            <w:tcW w:w="1057" w:type="dxa"/>
-          </w:tcPr>
-          <w:p>
-            <w:pPr>
-              <w:jc w:val="center"/>
-              <w:rPr>
-                <w:rFonts w:ascii="SutonnyMJ" w:hAnsi="SutonnyMJ" w:cs="SutonnyMJ"/>
-                <w:b/>
-                <w:sz w:val="32"/>
-                <w:szCs w:val="32"/>
-              </w:rPr>
-            </w:pPr>
-          </w:p>
-        </w:tc>
-        <w:tc>
-          <w:tcPr>
-            <w:tcW w:w="1080" w:type="dxa"/>
+            <w:tcW w:w="967" w:type="dxa"/>
           </w:tcPr>
           <w:p>
             <w:pPr>
@@ -7766,6 +7786,22 @@
         <w:tc>
           <w:tcPr>
             <w:tcW w:w="990" w:type="dxa"/>
+          </w:tcPr>
+          <w:p>
+            <w:pPr>
+              <w:jc w:val="center"/>
+              <w:rPr>
+                <w:rFonts w:ascii="SutonnyMJ" w:hAnsi="SutonnyMJ" w:cs="SutonnyMJ"/>
+                <w:b/>
+                <w:sz w:val="32"/>
+                <w:szCs w:val="32"/>
+              </w:rPr>
+            </w:pPr>
+          </w:p>
+        </w:tc>
+        <w:tc>
+          <w:tcPr>
+            <w:tcW w:w="1170" w:type="dxa"/>
           </w:tcPr>
           <w:p>
             <w:pPr>
@@ -7819,8 +7855,8 @@
       </w:tblPr>
       <w:tblGrid>
         <w:gridCol w:w="738"/>
-        <w:gridCol w:w="1440"/>
-        <w:gridCol w:w="3870"/>
+        <w:gridCol w:w="1507"/>
+        <w:gridCol w:w="3803"/>
         <w:gridCol w:w="1080"/>
         <w:gridCol w:w="1080"/>
         <w:gridCol w:w="990"/>
@@ -7866,7 +7902,7 @@
         </w:tc>
         <w:tc>
           <w:tcPr>
-            <w:tcW w:w="1440" w:type="dxa"/>
+            <w:tcW w:w="1507" w:type="dxa"/>
             <w:vMerge w:val="restart"/>
             <w:tcBorders>
               <w:right w:val="single" w:sz="4" w:space="0" w:color="auto"/>
@@ -7896,7 +7932,7 @@
         </w:tc>
         <w:tc>
           <w:tcPr>
-            <w:tcW w:w="3870" w:type="dxa"/>
+            <w:tcW w:w="3803" w:type="dxa"/>
             <w:vMerge w:val="restart"/>
             <w:tcBorders>
               <w:left w:val="single" w:sz="4" w:space="0" w:color="auto"/>
@@ -8188,7 +8224,7 @@
         </w:tc>
         <w:tc>
           <w:tcPr>
-            <w:tcW w:w="1440" w:type="dxa"/>
+            <w:tcW w:w="1507" w:type="dxa"/>
             <w:vMerge/>
             <w:tcBorders>
               <w:right w:val="single" w:sz="4" w:space="0" w:color="auto"/>
@@ -8209,7 +8245,7 @@
         </w:tc>
         <w:tc>
           <w:tcPr>
-            <w:tcW w:w="3870" w:type="dxa"/>
+            <w:tcW w:w="3803" w:type="dxa"/>
             <w:vMerge/>
             <w:tcBorders>
               <w:left w:val="single" w:sz="4" w:space="0" w:color="auto"/>
@@ -8476,7 +8512,7 @@
         </w:tc>
         <w:tc>
           <w:tcPr>
-            <w:tcW w:w="1440" w:type="dxa"/>
+            <w:tcW w:w="1507" w:type="dxa"/>
             <w:tcBorders>
               <w:right w:val="single" w:sz="4" w:space="0" w:color="auto"/>
             </w:tcBorders>
@@ -8496,7 +8532,7 @@
         </w:tc>
         <w:tc>
           <w:tcPr>
-            <w:tcW w:w="3870" w:type="dxa"/>
+            <w:tcW w:w="3803" w:type="dxa"/>
             <w:tcBorders>
               <w:left w:val="single" w:sz="4" w:space="0" w:color="auto"/>
             </w:tcBorders>
@@ -8694,7 +8730,7 @@
         </w:tc>
         <w:tc>
           <w:tcPr>
-            <w:tcW w:w="1440" w:type="dxa"/>
+            <w:tcW w:w="1507" w:type="dxa"/>
             <w:tcBorders>
               <w:right w:val="single" w:sz="4" w:space="0" w:color="auto"/>
             </w:tcBorders>
@@ -8714,7 +8750,7 @@
         </w:tc>
         <w:tc>
           <w:tcPr>
-            <w:tcW w:w="3870" w:type="dxa"/>
+            <w:tcW w:w="3803" w:type="dxa"/>
             <w:tcBorders>
               <w:left w:val="single" w:sz="4" w:space="0" w:color="auto"/>
             </w:tcBorders>
@@ -8899,7 +8935,7 @@
         </w:tc>
         <w:tc>
           <w:tcPr>
-            <w:tcW w:w="1440" w:type="dxa"/>
+            <w:tcW w:w="1507" w:type="dxa"/>
             <w:tcBorders>
               <w:right w:val="single" w:sz="4" w:space="0" w:color="auto"/>
             </w:tcBorders>
@@ -8919,7 +8955,7 @@
         </w:tc>
         <w:tc>
           <w:tcPr>
-            <w:tcW w:w="3870" w:type="dxa"/>
+            <w:tcW w:w="3803" w:type="dxa"/>
             <w:tcBorders>
               <w:left w:val="single" w:sz="4" w:space="0" w:color="auto"/>
             </w:tcBorders>
@@ -9029,8 +9065,6 @@
                 <w:szCs w:val="32"/>
               </w:rPr>
             </w:pPr>
-            <w:bookmarkStart w:id="0" w:name="_GoBack"/>
-            <w:bookmarkEnd w:id="0"/>
           </w:p>
         </w:tc>
         <w:tc>
@@ -9106,7 +9140,7 @@
         </w:tc>
         <w:tc>
           <w:tcPr>
-            <w:tcW w:w="1440" w:type="dxa"/>
+            <w:tcW w:w="1507" w:type="dxa"/>
             <w:tcBorders>
               <w:right w:val="single" w:sz="4" w:space="0" w:color="auto"/>
             </w:tcBorders>
@@ -9126,7 +9160,7 @@
         </w:tc>
         <w:tc>
           <w:tcPr>
-            <w:tcW w:w="3870" w:type="dxa"/>
+            <w:tcW w:w="3803" w:type="dxa"/>
             <w:tcBorders>
               <w:left w:val="single" w:sz="4" w:space="0" w:color="auto"/>
             </w:tcBorders>
@@ -9339,8 +9373,8 @@
       </w:tblPr>
       <w:tblGrid>
         <w:gridCol w:w="738"/>
-        <w:gridCol w:w="1530"/>
-        <w:gridCol w:w="4050"/>
+        <w:gridCol w:w="1327"/>
+        <w:gridCol w:w="4253"/>
         <w:gridCol w:w="1170"/>
         <w:gridCol w:w="1170"/>
         <w:gridCol w:w="900"/>
@@ -9386,7 +9420,7 @@
         </w:tc>
         <w:tc>
           <w:tcPr>
-            <w:tcW w:w="1530" w:type="dxa"/>
+            <w:tcW w:w="1327" w:type="dxa"/>
             <w:vMerge w:val="restart"/>
             <w:tcBorders>
               <w:right w:val="single" w:sz="4" w:space="0" w:color="auto"/>
@@ -9416,7 +9450,7 @@
         </w:tc>
         <w:tc>
           <w:tcPr>
-            <w:tcW w:w="4050" w:type="dxa"/>
+            <w:tcW w:w="4253" w:type="dxa"/>
             <w:vMerge w:val="restart"/>
             <w:tcBorders>
               <w:left w:val="single" w:sz="4" w:space="0" w:color="auto"/>
@@ -9709,7 +9743,7 @@
         </w:tc>
         <w:tc>
           <w:tcPr>
-            <w:tcW w:w="1530" w:type="dxa"/>
+            <w:tcW w:w="1327" w:type="dxa"/>
             <w:vMerge/>
             <w:tcBorders>
               <w:right w:val="single" w:sz="4" w:space="0" w:color="auto"/>
@@ -9730,7 +9764,7 @@
         </w:tc>
         <w:tc>
           <w:tcPr>
-            <w:tcW w:w="4050" w:type="dxa"/>
+            <w:tcW w:w="4253" w:type="dxa"/>
             <w:vMerge/>
             <w:tcBorders>
               <w:left w:val="single" w:sz="4" w:space="0" w:color="auto"/>
@@ -9997,7 +10031,7 @@
         </w:tc>
         <w:tc>
           <w:tcPr>
-            <w:tcW w:w="1530" w:type="dxa"/>
+            <w:tcW w:w="1327" w:type="dxa"/>
             <w:tcBorders>
               <w:right w:val="single" w:sz="4" w:space="0" w:color="auto"/>
             </w:tcBorders>
@@ -10017,7 +10051,7 @@
         </w:tc>
         <w:tc>
           <w:tcPr>
-            <w:tcW w:w="4050" w:type="dxa"/>
+            <w:tcW w:w="4253" w:type="dxa"/>
             <w:tcBorders>
               <w:left w:val="single" w:sz="4" w:space="0" w:color="auto"/>
             </w:tcBorders>
@@ -10216,7 +10250,7 @@
         </w:tc>
         <w:tc>
           <w:tcPr>
-            <w:tcW w:w="1530" w:type="dxa"/>
+            <w:tcW w:w="1327" w:type="dxa"/>
             <w:tcBorders>
               <w:right w:val="single" w:sz="4" w:space="0" w:color="auto"/>
             </w:tcBorders>
@@ -10236,7 +10270,7 @@
         </w:tc>
         <w:tc>
           <w:tcPr>
-            <w:tcW w:w="4050" w:type="dxa"/>
+            <w:tcW w:w="4253" w:type="dxa"/>
             <w:tcBorders>
               <w:left w:val="single" w:sz="4" w:space="0" w:color="auto"/>
             </w:tcBorders>
@@ -10422,7 +10456,7 @@
         </w:tc>
         <w:tc>
           <w:tcPr>
-            <w:tcW w:w="1530" w:type="dxa"/>
+            <w:tcW w:w="1327" w:type="dxa"/>
             <w:tcBorders>
               <w:right w:val="single" w:sz="4" w:space="0" w:color="auto"/>
             </w:tcBorders>
@@ -10442,7 +10476,7 @@
         </w:tc>
         <w:tc>
           <w:tcPr>
-            <w:tcW w:w="4050" w:type="dxa"/>
+            <w:tcW w:w="4253" w:type="dxa"/>
             <w:tcBorders>
               <w:left w:val="single" w:sz="4" w:space="0" w:color="auto"/>
             </w:tcBorders>
@@ -10751,7 +10785,16 @@
                 <w:sz w:val="32"/>
                 <w:szCs w:val="32"/>
               </w:rPr>
-              <w:t>‡gvU †Z‡ji cwigvb:</w:t>
+              <w:t>‡gvU †Z‡ji cwigvY</w:t>
+            </w:r>
+            <w:r>
+              <w:rPr>
+                <w:rFonts w:ascii="SutonnyMJ" w:hAnsi="SutonnyMJ" w:cs="SutonnyMJ"/>
+                <w:b/>
+                <w:sz w:val="32"/>
+                <w:szCs w:val="32"/>
+              </w:rPr>
+              <w:t>:</w:t>
             </w:r>
           </w:p>
         </w:tc>
@@ -10923,7 +10966,7 @@
                 <w:sz w:val="32"/>
                 <w:szCs w:val="32"/>
               </w:rPr>
-              <w:t xml:space="preserve"> - (wgUvi wiwWs †kl</w:t>
+              <w:t xml:space="preserve"> (wgUvi wiwWs †kl</w:t>
             </w:r>
             <w:r>
               <w:rPr>
@@ -11742,7 +11785,25 @@
                 <w:sz w:val="32"/>
                 <w:szCs w:val="32"/>
               </w:rPr>
-              <w:t>‡gvU G¨vgvD›U(mKj wej):</w:t>
+              <w:t>‡gvU G¨vgvD›U</w:t>
+            </w:r>
+            <w:r>
+              <w:rPr>
+                <w:rFonts w:ascii="SutonnyMJ" w:hAnsi="SutonnyMJ" w:cs="SutonnyMJ"/>
+                <w:b/>
+                <w:sz w:val="32"/>
+                <w:szCs w:val="32"/>
+              </w:rPr>
+              <w:t xml:space="preserve"> </w:t>
+            </w:r>
+            <w:r>
+              <w:rPr>
+                <w:rFonts w:ascii="SutonnyMJ" w:hAnsi="SutonnyMJ" w:cs="SutonnyMJ"/>
+                <w:b/>
+                <w:sz w:val="32"/>
+                <w:szCs w:val="32"/>
+              </w:rPr>
+              <w:t>(mKj wej):</w:t>
             </w:r>
           </w:p>
         </w:tc>
@@ -12633,7 +12694,7 @@
 </file>
 
 <file path=customXml/itemProps1.xml><?xml version="1.0" encoding="utf-8"?>
-<ds:datastoreItem xmlns:ds="http://schemas.openxmlformats.org/officeDocument/2006/customXml" ds:itemID="{8E5DB5D4-D63D-40BA-A8D0-5CC73DEB648A}">
+<ds:datastoreItem xmlns:ds="http://schemas.openxmlformats.org/officeDocument/2006/customXml" ds:itemID="{2CA4E4BF-9652-4755-8186-43B6F7CAE77A}">
   <ds:schemaRefs>
     <ds:schemaRef ds:uri="http://schemas.openxmlformats.org/officeDocument/2006/bibliography"/>
   </ds:schemaRefs>
